--- a/Классификация требований.docx
+++ b/Классификация требований.docx
@@ -1185,48 +1185,12 @@
                 <w:sz w:val="28"/>
                 <w:szCs w:val="28"/>
               </w:rPr>
-              <w:t xml:space="preserve">файла. </w:t>
+              <w:t xml:space="preserve">файла </w:t>
             </w:r>
           </w:p>
         </w:tc>
       </w:tr>
     </w:tbl>
-    <w:p>
-      <w:pPr>
-        <w:rPr>
-          <w:rFonts w:ascii="Times New Roman" w:hAnsi="Times New Roman" w:cs="Times New Roman"/>
-          <w:sz w:val="28"/>
-          <w:szCs w:val="28"/>
-        </w:rPr>
-      </w:pPr>
-    </w:p>
-    <w:p>
-      <w:pPr>
-        <w:rPr>
-          <w:rFonts w:ascii="Times New Roman" w:hAnsi="Times New Roman" w:cs="Times New Roman"/>
-          <w:sz w:val="28"/>
-          <w:szCs w:val="28"/>
-        </w:rPr>
-      </w:pPr>
-    </w:p>
-    <w:p>
-      <w:pPr>
-        <w:rPr>
-          <w:rFonts w:ascii="Times New Roman" w:hAnsi="Times New Roman" w:cs="Times New Roman"/>
-          <w:sz w:val="28"/>
-          <w:szCs w:val="28"/>
-        </w:rPr>
-      </w:pPr>
-    </w:p>
-    <w:p>
-      <w:pPr>
-        <w:rPr>
-          <w:rFonts w:ascii="Times New Roman" w:hAnsi="Times New Roman" w:cs="Times New Roman"/>
-          <w:sz w:val="28"/>
-          <w:szCs w:val="28"/>
-        </w:rPr>
-      </w:pPr>
-    </w:p>
     <w:p>
       <w:pPr>
         <w:rPr>
@@ -1432,6 +1396,7 @@
                 <w:sz w:val="28"/>
                 <w:szCs w:val="28"/>
               </w:rPr>
+              <w:lastRenderedPageBreak/>
               <w:t xml:space="preserve">Категория </w:t>
             </w:r>
             <w:r>
@@ -2374,30 +2339,12 @@
                 <w:sz w:val="28"/>
                 <w:szCs w:val="28"/>
               </w:rPr>
-              <w:t xml:space="preserve"> интерфейса на терминале </w:t>
-            </w:r>
-            <w:r>
-              <w:rPr>
-                <w:rFonts w:ascii="Times New Roman" w:hAnsi="Times New Roman" w:cs="Times New Roman"/>
-                <w:sz w:val="28"/>
-                <w:szCs w:val="28"/>
-              </w:rPr>
-              <w:lastRenderedPageBreak/>
-              <w:t>оператора. Задержка не должна превышать 3 секунд.</w:t>
+              <w:t xml:space="preserve"> интерфейса на терминале оператора. Задержка не должна превышать 3 секунд</w:t>
             </w:r>
           </w:p>
         </w:tc>
       </w:tr>
     </w:tbl>
-    <w:p>
-      <w:pPr>
-        <w:rPr>
-          <w:rFonts w:ascii="Times New Roman" w:hAnsi="Times New Roman" w:cs="Times New Roman"/>
-          <w:sz w:val="28"/>
-          <w:szCs w:val="28"/>
-        </w:rPr>
-      </w:pPr>
-    </w:p>
     <w:p>
       <w:pPr>
         <w:rPr>
@@ -2644,6 +2591,7 @@
                 <w:sz w:val="28"/>
                 <w:szCs w:val="28"/>
               </w:rPr>
+              <w:lastRenderedPageBreak/>
               <w:t>Наименование</w:t>
             </w:r>
           </w:p>
@@ -2984,120 +2932,12 @@
                 <w:sz w:val="28"/>
                 <w:szCs w:val="28"/>
               </w:rPr>
-              <w:t>Кнопка оформления должна быть заблокирована, а интерфейс должен выводить предупреждение.</w:t>
+              <w:t>Кнопка оформления должна быть заблокирована, а интерфейс должен выводить предупреждение</w:t>
             </w:r>
           </w:p>
         </w:tc>
       </w:tr>
     </w:tbl>
-    <w:p>
-      <w:pPr>
-        <w:rPr>
-          <w:rFonts w:ascii="Times New Roman" w:hAnsi="Times New Roman" w:cs="Times New Roman"/>
-          <w:sz w:val="28"/>
-          <w:szCs w:val="28"/>
-        </w:rPr>
-      </w:pPr>
-    </w:p>
-    <w:p>
-      <w:pPr>
-        <w:rPr>
-          <w:rFonts w:ascii="Times New Roman" w:hAnsi="Times New Roman" w:cs="Times New Roman"/>
-          <w:sz w:val="28"/>
-          <w:szCs w:val="28"/>
-        </w:rPr>
-      </w:pPr>
-    </w:p>
-    <w:p>
-      <w:pPr>
-        <w:rPr>
-          <w:rFonts w:ascii="Times New Roman" w:hAnsi="Times New Roman" w:cs="Times New Roman"/>
-          <w:sz w:val="28"/>
-          <w:szCs w:val="28"/>
-        </w:rPr>
-      </w:pPr>
-    </w:p>
-    <w:p>
-      <w:pPr>
-        <w:rPr>
-          <w:rFonts w:ascii="Times New Roman" w:hAnsi="Times New Roman" w:cs="Times New Roman"/>
-          <w:sz w:val="28"/>
-          <w:szCs w:val="28"/>
-        </w:rPr>
-      </w:pPr>
-    </w:p>
-    <w:p>
-      <w:pPr>
-        <w:rPr>
-          <w:rFonts w:ascii="Times New Roman" w:hAnsi="Times New Roman" w:cs="Times New Roman"/>
-          <w:sz w:val="28"/>
-          <w:szCs w:val="28"/>
-        </w:rPr>
-      </w:pPr>
-    </w:p>
-    <w:p>
-      <w:pPr>
-        <w:rPr>
-          <w:rFonts w:ascii="Times New Roman" w:hAnsi="Times New Roman" w:cs="Times New Roman"/>
-          <w:sz w:val="28"/>
-          <w:szCs w:val="28"/>
-        </w:rPr>
-      </w:pPr>
-    </w:p>
-    <w:p>
-      <w:pPr>
-        <w:rPr>
-          <w:rFonts w:ascii="Times New Roman" w:hAnsi="Times New Roman" w:cs="Times New Roman"/>
-          <w:sz w:val="28"/>
-          <w:szCs w:val="28"/>
-        </w:rPr>
-      </w:pPr>
-    </w:p>
-    <w:p>
-      <w:pPr>
-        <w:rPr>
-          <w:rFonts w:ascii="Times New Roman" w:hAnsi="Times New Roman" w:cs="Times New Roman"/>
-          <w:sz w:val="28"/>
-          <w:szCs w:val="28"/>
-        </w:rPr>
-      </w:pPr>
-    </w:p>
-    <w:p>
-      <w:pPr>
-        <w:rPr>
-          <w:rFonts w:ascii="Times New Roman" w:hAnsi="Times New Roman" w:cs="Times New Roman"/>
-          <w:sz w:val="28"/>
-          <w:szCs w:val="28"/>
-        </w:rPr>
-      </w:pPr>
-    </w:p>
-    <w:p>
-      <w:pPr>
-        <w:rPr>
-          <w:rFonts w:ascii="Times New Roman" w:hAnsi="Times New Roman" w:cs="Times New Roman"/>
-          <w:sz w:val="28"/>
-          <w:szCs w:val="28"/>
-        </w:rPr>
-      </w:pPr>
-    </w:p>
-    <w:p>
-      <w:pPr>
-        <w:rPr>
-          <w:rFonts w:ascii="Times New Roman" w:hAnsi="Times New Roman" w:cs="Times New Roman"/>
-          <w:sz w:val="28"/>
-          <w:szCs w:val="28"/>
-        </w:rPr>
-      </w:pPr>
-    </w:p>
-    <w:p>
-      <w:pPr>
-        <w:rPr>
-          <w:rFonts w:ascii="Times New Roman" w:hAnsi="Times New Roman" w:cs="Times New Roman"/>
-          <w:sz w:val="28"/>
-          <w:szCs w:val="28"/>
-        </w:rPr>
-      </w:pPr>
-    </w:p>
     <w:p>
       <w:pPr>
         <w:rPr>
@@ -3651,102 +3491,21 @@
                 <w:sz w:val="28"/>
                 <w:szCs w:val="28"/>
               </w:rPr>
-              <w:t xml:space="preserve"> в каталоге на сайте в течение 2 секунд</w:t>
+              <w:t xml:space="preserve"> в </w:t>
+            </w:r>
+            <w:r>
+              <w:rPr>
+                <w:rFonts w:ascii="Times New Roman" w:hAnsi="Times New Roman" w:cs="Times New Roman"/>
+                <w:sz w:val="28"/>
+                <w:szCs w:val="28"/>
+              </w:rPr>
+              <w:lastRenderedPageBreak/>
+              <w:t>каталоге на сайте в течение 2 секунд</w:t>
             </w:r>
           </w:p>
         </w:tc>
       </w:tr>
     </w:tbl>
-    <w:p>
-      <w:pPr>
-        <w:rPr>
-          <w:rFonts w:ascii="Times New Roman" w:hAnsi="Times New Roman" w:cs="Times New Roman"/>
-          <w:sz w:val="28"/>
-          <w:szCs w:val="28"/>
-        </w:rPr>
-      </w:pPr>
-    </w:p>
-    <w:p>
-      <w:pPr>
-        <w:rPr>
-          <w:rFonts w:ascii="Times New Roman" w:hAnsi="Times New Roman" w:cs="Times New Roman"/>
-          <w:sz w:val="28"/>
-          <w:szCs w:val="28"/>
-        </w:rPr>
-      </w:pPr>
-    </w:p>
-    <w:p>
-      <w:pPr>
-        <w:rPr>
-          <w:rFonts w:ascii="Times New Roman" w:hAnsi="Times New Roman" w:cs="Times New Roman"/>
-          <w:sz w:val="28"/>
-          <w:szCs w:val="28"/>
-        </w:rPr>
-      </w:pPr>
-    </w:p>
-    <w:p>
-      <w:pPr>
-        <w:rPr>
-          <w:rFonts w:ascii="Times New Roman" w:hAnsi="Times New Roman" w:cs="Times New Roman"/>
-          <w:sz w:val="28"/>
-          <w:szCs w:val="28"/>
-        </w:rPr>
-      </w:pPr>
-    </w:p>
-    <w:p>
-      <w:pPr>
-        <w:rPr>
-          <w:rFonts w:ascii="Times New Roman" w:hAnsi="Times New Roman" w:cs="Times New Roman"/>
-          <w:sz w:val="28"/>
-          <w:szCs w:val="28"/>
-        </w:rPr>
-      </w:pPr>
-    </w:p>
-    <w:p>
-      <w:pPr>
-        <w:rPr>
-          <w:rFonts w:ascii="Times New Roman" w:hAnsi="Times New Roman" w:cs="Times New Roman"/>
-          <w:sz w:val="28"/>
-          <w:szCs w:val="28"/>
-        </w:rPr>
-      </w:pPr>
-    </w:p>
-    <w:p>
-      <w:pPr>
-        <w:rPr>
-          <w:rFonts w:ascii="Times New Roman" w:hAnsi="Times New Roman" w:cs="Times New Roman"/>
-          <w:sz w:val="28"/>
-          <w:szCs w:val="28"/>
-        </w:rPr>
-      </w:pPr>
-    </w:p>
-    <w:p>
-      <w:pPr>
-        <w:rPr>
-          <w:rFonts w:ascii="Times New Roman" w:hAnsi="Times New Roman" w:cs="Times New Roman"/>
-          <w:sz w:val="28"/>
-          <w:szCs w:val="28"/>
-        </w:rPr>
-      </w:pPr>
-    </w:p>
-    <w:p>
-      <w:pPr>
-        <w:rPr>
-          <w:rFonts w:ascii="Times New Roman" w:hAnsi="Times New Roman" w:cs="Times New Roman"/>
-          <w:sz w:val="28"/>
-          <w:szCs w:val="28"/>
-        </w:rPr>
-      </w:pPr>
-    </w:p>
-    <w:p>
-      <w:pPr>
-        <w:rPr>
-          <w:rFonts w:ascii="Times New Roman" w:hAnsi="Times New Roman" w:cs="Times New Roman"/>
-          <w:sz w:val="28"/>
-          <w:szCs w:val="28"/>
-        </w:rPr>
-      </w:pPr>
-    </w:p>
     <w:p>
       <w:pPr>
         <w:rPr>
@@ -3761,6 +3520,7 @@
           <w:sz w:val="28"/>
           <w:szCs w:val="28"/>
         </w:rPr>
+        <w:lastRenderedPageBreak/>
         <w:t>Таблица 7 – Классификация и формализация требования 7</w:t>
       </w:r>
     </w:p>
@@ -4306,114 +4066,6 @@
         </w:tc>
       </w:tr>
     </w:tbl>
-    <w:p>
-      <w:pPr>
-        <w:rPr>
-          <w:rFonts w:ascii="Times New Roman" w:hAnsi="Times New Roman" w:cs="Times New Roman"/>
-          <w:sz w:val="28"/>
-          <w:szCs w:val="28"/>
-        </w:rPr>
-      </w:pPr>
-    </w:p>
-    <w:p>
-      <w:pPr>
-        <w:rPr>
-          <w:rFonts w:ascii="Times New Roman" w:hAnsi="Times New Roman" w:cs="Times New Roman"/>
-          <w:sz w:val="28"/>
-          <w:szCs w:val="28"/>
-        </w:rPr>
-      </w:pPr>
-    </w:p>
-    <w:p>
-      <w:pPr>
-        <w:rPr>
-          <w:rFonts w:ascii="Times New Roman" w:hAnsi="Times New Roman" w:cs="Times New Roman"/>
-          <w:sz w:val="28"/>
-          <w:szCs w:val="28"/>
-        </w:rPr>
-      </w:pPr>
-    </w:p>
-    <w:p>
-      <w:pPr>
-        <w:rPr>
-          <w:rFonts w:ascii="Times New Roman" w:hAnsi="Times New Roman" w:cs="Times New Roman"/>
-          <w:sz w:val="28"/>
-          <w:szCs w:val="28"/>
-        </w:rPr>
-      </w:pPr>
-    </w:p>
-    <w:p>
-      <w:pPr>
-        <w:rPr>
-          <w:rFonts w:ascii="Times New Roman" w:hAnsi="Times New Roman" w:cs="Times New Roman"/>
-          <w:sz w:val="28"/>
-          <w:szCs w:val="28"/>
-        </w:rPr>
-      </w:pPr>
-    </w:p>
-    <w:p>
-      <w:pPr>
-        <w:rPr>
-          <w:rFonts w:ascii="Times New Roman" w:hAnsi="Times New Roman" w:cs="Times New Roman"/>
-          <w:sz w:val="28"/>
-          <w:szCs w:val="28"/>
-        </w:rPr>
-      </w:pPr>
-    </w:p>
-    <w:p>
-      <w:pPr>
-        <w:rPr>
-          <w:rFonts w:ascii="Times New Roman" w:hAnsi="Times New Roman" w:cs="Times New Roman"/>
-          <w:sz w:val="28"/>
-          <w:szCs w:val="28"/>
-        </w:rPr>
-      </w:pPr>
-    </w:p>
-    <w:p>
-      <w:pPr>
-        <w:rPr>
-          <w:rFonts w:ascii="Times New Roman" w:hAnsi="Times New Roman" w:cs="Times New Roman"/>
-          <w:sz w:val="28"/>
-          <w:szCs w:val="28"/>
-        </w:rPr>
-      </w:pPr>
-    </w:p>
-    <w:p>
-      <w:pPr>
-        <w:rPr>
-          <w:rFonts w:ascii="Times New Roman" w:hAnsi="Times New Roman" w:cs="Times New Roman"/>
-          <w:sz w:val="28"/>
-          <w:szCs w:val="28"/>
-        </w:rPr>
-      </w:pPr>
-    </w:p>
-    <w:p>
-      <w:pPr>
-        <w:rPr>
-          <w:rFonts w:ascii="Times New Roman" w:hAnsi="Times New Roman" w:cs="Times New Roman"/>
-          <w:sz w:val="28"/>
-          <w:szCs w:val="28"/>
-        </w:rPr>
-      </w:pPr>
-    </w:p>
-    <w:p>
-      <w:pPr>
-        <w:rPr>
-          <w:rFonts w:ascii="Times New Roman" w:hAnsi="Times New Roman" w:cs="Times New Roman"/>
-          <w:sz w:val="28"/>
-          <w:szCs w:val="28"/>
-        </w:rPr>
-      </w:pPr>
-    </w:p>
-    <w:p>
-      <w:pPr>
-        <w:rPr>
-          <w:rFonts w:ascii="Times New Roman" w:hAnsi="Times New Roman" w:cs="Times New Roman"/>
-          <w:sz w:val="28"/>
-          <w:szCs w:val="28"/>
-        </w:rPr>
-      </w:pPr>
-    </w:p>
     <w:p>
       <w:pPr>
         <w:rPr>
@@ -4911,6 +4563,7 @@
                 <w:sz w:val="28"/>
                 <w:szCs w:val="28"/>
               </w:rPr>
+              <w:lastRenderedPageBreak/>
               <w:t>Критерий верификации</w:t>
             </w:r>
           </w:p>
@@ -4965,87 +4618,6 @@
         </w:tc>
       </w:tr>
     </w:tbl>
-    <w:p>
-      <w:pPr>
-        <w:rPr>
-          <w:rFonts w:ascii="Times New Roman" w:hAnsi="Times New Roman" w:cs="Times New Roman"/>
-          <w:sz w:val="28"/>
-          <w:szCs w:val="28"/>
-        </w:rPr>
-      </w:pPr>
-    </w:p>
-    <w:p>
-      <w:pPr>
-        <w:rPr>
-          <w:rFonts w:ascii="Times New Roman" w:hAnsi="Times New Roman" w:cs="Times New Roman"/>
-          <w:sz w:val="28"/>
-          <w:szCs w:val="28"/>
-        </w:rPr>
-      </w:pPr>
-    </w:p>
-    <w:p>
-      <w:pPr>
-        <w:rPr>
-          <w:rFonts w:ascii="Times New Roman" w:hAnsi="Times New Roman" w:cs="Times New Roman"/>
-          <w:sz w:val="28"/>
-          <w:szCs w:val="28"/>
-        </w:rPr>
-      </w:pPr>
-    </w:p>
-    <w:p>
-      <w:pPr>
-        <w:rPr>
-          <w:rFonts w:ascii="Times New Roman" w:hAnsi="Times New Roman" w:cs="Times New Roman"/>
-          <w:sz w:val="28"/>
-          <w:szCs w:val="28"/>
-        </w:rPr>
-      </w:pPr>
-    </w:p>
-    <w:p>
-      <w:pPr>
-        <w:rPr>
-          <w:rFonts w:ascii="Times New Roman" w:hAnsi="Times New Roman" w:cs="Times New Roman"/>
-          <w:sz w:val="28"/>
-          <w:szCs w:val="28"/>
-        </w:rPr>
-      </w:pPr>
-    </w:p>
-    <w:p>
-      <w:pPr>
-        <w:rPr>
-          <w:rFonts w:ascii="Times New Roman" w:hAnsi="Times New Roman" w:cs="Times New Roman"/>
-          <w:sz w:val="28"/>
-          <w:szCs w:val="28"/>
-        </w:rPr>
-      </w:pPr>
-    </w:p>
-    <w:p>
-      <w:pPr>
-        <w:rPr>
-          <w:rFonts w:ascii="Times New Roman" w:hAnsi="Times New Roman" w:cs="Times New Roman"/>
-          <w:sz w:val="28"/>
-          <w:szCs w:val="28"/>
-        </w:rPr>
-      </w:pPr>
-    </w:p>
-    <w:p>
-      <w:pPr>
-        <w:rPr>
-          <w:rFonts w:ascii="Times New Roman" w:hAnsi="Times New Roman" w:cs="Times New Roman"/>
-          <w:sz w:val="28"/>
-          <w:szCs w:val="28"/>
-        </w:rPr>
-      </w:pPr>
-    </w:p>
-    <w:p>
-      <w:pPr>
-        <w:rPr>
-          <w:rFonts w:ascii="Times New Roman" w:hAnsi="Times New Roman" w:cs="Times New Roman"/>
-          <w:sz w:val="28"/>
-          <w:szCs w:val="28"/>
-        </w:rPr>
-      </w:pPr>
-    </w:p>
     <w:p>
       <w:pPr>
         <w:rPr>
@@ -6042,6 +5614,7 @@
                 <w:sz w:val="28"/>
                 <w:szCs w:val="28"/>
               </w:rPr>
+              <w:lastRenderedPageBreak/>
               <w:t>Приоритет</w:t>
             </w:r>
           </w:p>
@@ -6146,30 +5719,12 @@
                 <w:sz w:val="28"/>
                 <w:szCs w:val="28"/>
               </w:rPr>
-              <w:t xml:space="preserve"> личном кабинете клиента на карточке активного заказа статус должен смениться на «В работе».</w:t>
+              <w:t xml:space="preserve"> личном кабинете клиента на карточке активного заказа статус должен смениться на «В работе»</w:t>
             </w:r>
           </w:p>
         </w:tc>
       </w:tr>
     </w:tbl>
-    <w:p>
-      <w:pPr>
-        <w:rPr>
-          <w:rFonts w:ascii="Times New Roman" w:hAnsi="Times New Roman" w:cs="Times New Roman"/>
-          <w:sz w:val="28"/>
-          <w:szCs w:val="28"/>
-        </w:rPr>
-      </w:pPr>
-    </w:p>
-    <w:p>
-      <w:pPr>
-        <w:rPr>
-          <w:rFonts w:ascii="Times New Roman" w:hAnsi="Times New Roman" w:cs="Times New Roman"/>
-          <w:sz w:val="28"/>
-          <w:szCs w:val="28"/>
-        </w:rPr>
-      </w:pPr>
-    </w:p>
     <w:p>
       <w:pPr>
         <w:rPr>
@@ -7200,6 +6755,7 @@
                 <w:sz w:val="28"/>
                 <w:szCs w:val="28"/>
               </w:rPr>
+              <w:lastRenderedPageBreak/>
               <w:t>Обоснование</w:t>
             </w:r>
           </w:p>
@@ -7298,7 +6854,6 @@
                 <w:sz w:val="28"/>
                 <w:szCs w:val="28"/>
               </w:rPr>
-              <w:lastRenderedPageBreak/>
               <w:t>Критерий верификации</w:t>
             </w:r>
           </w:p>
@@ -7419,39 +6974,12 @@
                 <w:sz w:val="28"/>
                 <w:szCs w:val="28"/>
               </w:rPr>
-              <w:t>аказ должен сменить состояние на «Готовится» с занесением отметки времени начала приготовления в БД.</w:t>
+              <w:t>аказ должен сменить состояние на «Готовится» с занесением отметки времени начала приготовления в БД</w:t>
             </w:r>
           </w:p>
         </w:tc>
       </w:tr>
     </w:tbl>
-    <w:p>
-      <w:pPr>
-        <w:rPr>
-          <w:rFonts w:ascii="Times New Roman" w:hAnsi="Times New Roman" w:cs="Times New Roman"/>
-          <w:sz w:val="28"/>
-          <w:szCs w:val="28"/>
-        </w:rPr>
-      </w:pPr>
-    </w:p>
-    <w:p>
-      <w:pPr>
-        <w:rPr>
-          <w:rFonts w:ascii="Times New Roman" w:hAnsi="Times New Roman" w:cs="Times New Roman"/>
-          <w:sz w:val="28"/>
-          <w:szCs w:val="28"/>
-        </w:rPr>
-      </w:pPr>
-    </w:p>
-    <w:p>
-      <w:pPr>
-        <w:rPr>
-          <w:rFonts w:ascii="Times New Roman" w:hAnsi="Times New Roman" w:cs="Times New Roman"/>
-          <w:sz w:val="28"/>
-          <w:szCs w:val="28"/>
-        </w:rPr>
-      </w:pPr>
-    </w:p>
     <w:p>
       <w:pPr>
         <w:rPr>
@@ -7997,7 +7525,7 @@
                 <w:sz w:val="28"/>
                 <w:szCs w:val="28"/>
               </w:rPr>
-              <w:t xml:space="preserve"> экране повара должны отображаться только заказы в статусе «Ожидает принятия», «Готовится», «Готов к передаче курьеру».</w:t>
+              <w:t xml:space="preserve"> экране повара должны отображаться только заказы в статусе «Ожидает принятия», «Готовится», «Готов к передаче курьеру»</w:t>
             </w:r>
           </w:p>
         </w:tc>
@@ -8545,24 +8073,6 @@
           <w:szCs w:val="28"/>
         </w:rPr>
       </w:pPr>
-    </w:p>
-    <w:p>
-      <w:pPr>
-        <w:rPr>
-          <w:rFonts w:ascii="Times New Roman" w:hAnsi="Times New Roman" w:cs="Times New Roman"/>
-          <w:sz w:val="28"/>
-          <w:szCs w:val="28"/>
-        </w:rPr>
-      </w:pPr>
-    </w:p>
-    <w:p>
-      <w:pPr>
-        <w:rPr>
-          <w:rFonts w:ascii="Times New Roman" w:hAnsi="Times New Roman" w:cs="Times New Roman"/>
-          <w:sz w:val="28"/>
-          <w:szCs w:val="28"/>
-        </w:rPr>
-      </w:pPr>
       <w:r>
         <w:rPr>
           <w:rFonts w:ascii="Times New Roman" w:hAnsi="Times New Roman" w:cs="Times New Roman"/>
@@ -9106,96 +8616,6 @@
         </w:tc>
       </w:tr>
     </w:tbl>
-    <w:p>
-      <w:pPr>
-        <w:rPr>
-          <w:rFonts w:ascii="Times New Roman" w:hAnsi="Times New Roman" w:cs="Times New Roman"/>
-          <w:sz w:val="28"/>
-          <w:szCs w:val="28"/>
-        </w:rPr>
-      </w:pPr>
-    </w:p>
-    <w:p>
-      <w:pPr>
-        <w:rPr>
-          <w:rFonts w:ascii="Times New Roman" w:hAnsi="Times New Roman" w:cs="Times New Roman"/>
-          <w:sz w:val="28"/>
-          <w:szCs w:val="28"/>
-        </w:rPr>
-      </w:pPr>
-    </w:p>
-    <w:p>
-      <w:pPr>
-        <w:rPr>
-          <w:rFonts w:ascii="Times New Roman" w:hAnsi="Times New Roman" w:cs="Times New Roman"/>
-          <w:sz w:val="28"/>
-          <w:szCs w:val="28"/>
-        </w:rPr>
-      </w:pPr>
-    </w:p>
-    <w:p>
-      <w:pPr>
-        <w:rPr>
-          <w:rFonts w:ascii="Times New Roman" w:hAnsi="Times New Roman" w:cs="Times New Roman"/>
-          <w:sz w:val="28"/>
-          <w:szCs w:val="28"/>
-        </w:rPr>
-      </w:pPr>
-    </w:p>
-    <w:p>
-      <w:pPr>
-        <w:rPr>
-          <w:rFonts w:ascii="Times New Roman" w:hAnsi="Times New Roman" w:cs="Times New Roman"/>
-          <w:sz w:val="28"/>
-          <w:szCs w:val="28"/>
-        </w:rPr>
-      </w:pPr>
-    </w:p>
-    <w:p>
-      <w:pPr>
-        <w:rPr>
-          <w:rFonts w:ascii="Times New Roman" w:hAnsi="Times New Roman" w:cs="Times New Roman"/>
-          <w:sz w:val="28"/>
-          <w:szCs w:val="28"/>
-        </w:rPr>
-      </w:pPr>
-    </w:p>
-    <w:p>
-      <w:pPr>
-        <w:rPr>
-          <w:rFonts w:ascii="Times New Roman" w:hAnsi="Times New Roman" w:cs="Times New Roman"/>
-          <w:sz w:val="28"/>
-          <w:szCs w:val="28"/>
-        </w:rPr>
-      </w:pPr>
-    </w:p>
-    <w:p>
-      <w:pPr>
-        <w:rPr>
-          <w:rFonts w:ascii="Times New Roman" w:hAnsi="Times New Roman" w:cs="Times New Roman"/>
-          <w:sz w:val="28"/>
-          <w:szCs w:val="28"/>
-        </w:rPr>
-      </w:pPr>
-    </w:p>
-    <w:p>
-      <w:pPr>
-        <w:rPr>
-          <w:rFonts w:ascii="Times New Roman" w:hAnsi="Times New Roman" w:cs="Times New Roman"/>
-          <w:sz w:val="28"/>
-          <w:szCs w:val="28"/>
-        </w:rPr>
-      </w:pPr>
-    </w:p>
-    <w:p>
-      <w:pPr>
-        <w:rPr>
-          <w:rFonts w:ascii="Times New Roman" w:hAnsi="Times New Roman" w:cs="Times New Roman"/>
-          <w:sz w:val="28"/>
-          <w:szCs w:val="28"/>
-        </w:rPr>
-      </w:pPr>
-    </w:p>
     <w:p>
       <w:pPr>
         <w:rPr>
@@ -9449,6 +8869,7 @@
                 <w:sz w:val="28"/>
                 <w:szCs w:val="28"/>
               </w:rPr>
+              <w:lastRenderedPageBreak/>
               <w:t>Наименование</w:t>
             </w:r>
           </w:p>
@@ -9756,87 +9177,6 @@
         </w:tc>
       </w:tr>
     </w:tbl>
-    <w:p>
-      <w:pPr>
-        <w:rPr>
-          <w:rFonts w:ascii="Times New Roman" w:hAnsi="Times New Roman" w:cs="Times New Roman"/>
-          <w:sz w:val="28"/>
-          <w:szCs w:val="28"/>
-        </w:rPr>
-      </w:pPr>
-    </w:p>
-    <w:p>
-      <w:pPr>
-        <w:rPr>
-          <w:rFonts w:ascii="Times New Roman" w:hAnsi="Times New Roman" w:cs="Times New Roman"/>
-          <w:sz w:val="28"/>
-          <w:szCs w:val="28"/>
-        </w:rPr>
-      </w:pPr>
-    </w:p>
-    <w:p>
-      <w:pPr>
-        <w:rPr>
-          <w:rFonts w:ascii="Times New Roman" w:hAnsi="Times New Roman" w:cs="Times New Roman"/>
-          <w:sz w:val="28"/>
-          <w:szCs w:val="28"/>
-        </w:rPr>
-      </w:pPr>
-    </w:p>
-    <w:p>
-      <w:pPr>
-        <w:rPr>
-          <w:rFonts w:ascii="Times New Roman" w:hAnsi="Times New Roman" w:cs="Times New Roman"/>
-          <w:sz w:val="28"/>
-          <w:szCs w:val="28"/>
-        </w:rPr>
-      </w:pPr>
-    </w:p>
-    <w:p>
-      <w:pPr>
-        <w:rPr>
-          <w:rFonts w:ascii="Times New Roman" w:hAnsi="Times New Roman" w:cs="Times New Roman"/>
-          <w:sz w:val="28"/>
-          <w:szCs w:val="28"/>
-        </w:rPr>
-      </w:pPr>
-    </w:p>
-    <w:p>
-      <w:pPr>
-        <w:rPr>
-          <w:rFonts w:ascii="Times New Roman" w:hAnsi="Times New Roman" w:cs="Times New Roman"/>
-          <w:sz w:val="28"/>
-          <w:szCs w:val="28"/>
-        </w:rPr>
-      </w:pPr>
-    </w:p>
-    <w:p>
-      <w:pPr>
-        <w:rPr>
-          <w:rFonts w:ascii="Times New Roman" w:hAnsi="Times New Roman" w:cs="Times New Roman"/>
-          <w:sz w:val="28"/>
-          <w:szCs w:val="28"/>
-        </w:rPr>
-      </w:pPr>
-    </w:p>
-    <w:p>
-      <w:pPr>
-        <w:rPr>
-          <w:rFonts w:ascii="Times New Roman" w:hAnsi="Times New Roman" w:cs="Times New Roman"/>
-          <w:sz w:val="28"/>
-          <w:szCs w:val="28"/>
-        </w:rPr>
-      </w:pPr>
-    </w:p>
-    <w:p>
-      <w:pPr>
-        <w:rPr>
-          <w:rFonts w:ascii="Times New Roman" w:hAnsi="Times New Roman" w:cs="Times New Roman"/>
-          <w:sz w:val="28"/>
-          <w:szCs w:val="28"/>
-        </w:rPr>
-      </w:pPr>
-    </w:p>
     <w:p>
       <w:pPr>
         <w:rPr>
@@ -10364,120 +9704,12 @@
                 <w:sz w:val="28"/>
                 <w:szCs w:val="28"/>
               </w:rPr>
-              <w:t>Повар нажимает кнопку «Готово». После этого заказ меняет статус на «Готов к передаче курьеру», а оператор получает оповещение в интерфейсе.</w:t>
+              <w:t>Повар нажимает кнопку «Готово». После этого заказ меняет статус на «Готов к передаче курьеру», а оператор получает оповещение в интерфейсе</w:t>
             </w:r>
           </w:p>
         </w:tc>
       </w:tr>
     </w:tbl>
-    <w:p>
-      <w:pPr>
-        <w:rPr>
-          <w:rFonts w:ascii="Times New Roman" w:hAnsi="Times New Roman" w:cs="Times New Roman"/>
-          <w:sz w:val="28"/>
-          <w:szCs w:val="28"/>
-        </w:rPr>
-      </w:pPr>
-    </w:p>
-    <w:p>
-      <w:pPr>
-        <w:rPr>
-          <w:rFonts w:ascii="Times New Roman" w:hAnsi="Times New Roman" w:cs="Times New Roman"/>
-          <w:sz w:val="28"/>
-          <w:szCs w:val="28"/>
-        </w:rPr>
-      </w:pPr>
-    </w:p>
-    <w:p>
-      <w:pPr>
-        <w:rPr>
-          <w:rFonts w:ascii="Times New Roman" w:hAnsi="Times New Roman" w:cs="Times New Roman"/>
-          <w:sz w:val="28"/>
-          <w:szCs w:val="28"/>
-        </w:rPr>
-      </w:pPr>
-    </w:p>
-    <w:p>
-      <w:pPr>
-        <w:rPr>
-          <w:rFonts w:ascii="Times New Roman" w:hAnsi="Times New Roman" w:cs="Times New Roman"/>
-          <w:sz w:val="28"/>
-          <w:szCs w:val="28"/>
-        </w:rPr>
-      </w:pPr>
-    </w:p>
-    <w:p>
-      <w:pPr>
-        <w:rPr>
-          <w:rFonts w:ascii="Times New Roman" w:hAnsi="Times New Roman" w:cs="Times New Roman"/>
-          <w:sz w:val="28"/>
-          <w:szCs w:val="28"/>
-        </w:rPr>
-      </w:pPr>
-    </w:p>
-    <w:p>
-      <w:pPr>
-        <w:rPr>
-          <w:rFonts w:ascii="Times New Roman" w:hAnsi="Times New Roman" w:cs="Times New Roman"/>
-          <w:sz w:val="28"/>
-          <w:szCs w:val="28"/>
-        </w:rPr>
-      </w:pPr>
-    </w:p>
-    <w:p>
-      <w:pPr>
-        <w:rPr>
-          <w:rFonts w:ascii="Times New Roman" w:hAnsi="Times New Roman" w:cs="Times New Roman"/>
-          <w:sz w:val="28"/>
-          <w:szCs w:val="28"/>
-        </w:rPr>
-      </w:pPr>
-    </w:p>
-    <w:p>
-      <w:pPr>
-        <w:rPr>
-          <w:rFonts w:ascii="Times New Roman" w:hAnsi="Times New Roman" w:cs="Times New Roman"/>
-          <w:sz w:val="28"/>
-          <w:szCs w:val="28"/>
-        </w:rPr>
-      </w:pPr>
-    </w:p>
-    <w:p>
-      <w:pPr>
-        <w:rPr>
-          <w:rFonts w:ascii="Times New Roman" w:hAnsi="Times New Roman" w:cs="Times New Roman"/>
-          <w:sz w:val="28"/>
-          <w:szCs w:val="28"/>
-        </w:rPr>
-      </w:pPr>
-    </w:p>
-    <w:p>
-      <w:pPr>
-        <w:rPr>
-          <w:rFonts w:ascii="Times New Roman" w:hAnsi="Times New Roman" w:cs="Times New Roman"/>
-          <w:sz w:val="28"/>
-          <w:szCs w:val="28"/>
-        </w:rPr>
-      </w:pPr>
-    </w:p>
-    <w:p>
-      <w:pPr>
-        <w:rPr>
-          <w:rFonts w:ascii="Times New Roman" w:hAnsi="Times New Roman" w:cs="Times New Roman"/>
-          <w:sz w:val="28"/>
-          <w:szCs w:val="28"/>
-        </w:rPr>
-      </w:pPr>
-    </w:p>
-    <w:p>
-      <w:pPr>
-        <w:rPr>
-          <w:rFonts w:ascii="Times New Roman" w:hAnsi="Times New Roman" w:cs="Times New Roman"/>
-          <w:sz w:val="28"/>
-          <w:szCs w:val="28"/>
-        </w:rPr>
-      </w:pPr>
-    </w:p>
     <w:p>
       <w:pPr>
         <w:rPr>
@@ -10492,6 +9724,7 @@
           <w:sz w:val="28"/>
           <w:szCs w:val="28"/>
         </w:rPr>
+        <w:lastRenderedPageBreak/>
         <w:t>Таблица 18 – Классификация и формализация требования 18</w:t>
       </w:r>
     </w:p>
@@ -11037,123 +10270,6 @@
         </w:tc>
       </w:tr>
     </w:tbl>
-    <w:p>
-      <w:pPr>
-        <w:rPr>
-          <w:rFonts w:ascii="Times New Roman" w:hAnsi="Times New Roman" w:cs="Times New Roman"/>
-          <w:sz w:val="28"/>
-          <w:szCs w:val="28"/>
-        </w:rPr>
-      </w:pPr>
-    </w:p>
-    <w:p>
-      <w:pPr>
-        <w:rPr>
-          <w:rFonts w:ascii="Times New Roman" w:hAnsi="Times New Roman" w:cs="Times New Roman"/>
-          <w:sz w:val="28"/>
-          <w:szCs w:val="28"/>
-        </w:rPr>
-      </w:pPr>
-    </w:p>
-    <w:p>
-      <w:pPr>
-        <w:rPr>
-          <w:rFonts w:ascii="Times New Roman" w:hAnsi="Times New Roman" w:cs="Times New Roman"/>
-          <w:sz w:val="28"/>
-          <w:szCs w:val="28"/>
-        </w:rPr>
-      </w:pPr>
-    </w:p>
-    <w:p>
-      <w:pPr>
-        <w:rPr>
-          <w:rFonts w:ascii="Times New Roman" w:hAnsi="Times New Roman" w:cs="Times New Roman"/>
-          <w:sz w:val="28"/>
-          <w:szCs w:val="28"/>
-        </w:rPr>
-      </w:pPr>
-    </w:p>
-    <w:p>
-      <w:pPr>
-        <w:rPr>
-          <w:rFonts w:ascii="Times New Roman" w:hAnsi="Times New Roman" w:cs="Times New Roman"/>
-          <w:sz w:val="28"/>
-          <w:szCs w:val="28"/>
-        </w:rPr>
-      </w:pPr>
-    </w:p>
-    <w:p>
-      <w:pPr>
-        <w:rPr>
-          <w:rFonts w:ascii="Times New Roman" w:hAnsi="Times New Roman" w:cs="Times New Roman"/>
-          <w:sz w:val="28"/>
-          <w:szCs w:val="28"/>
-        </w:rPr>
-      </w:pPr>
-    </w:p>
-    <w:p>
-      <w:pPr>
-        <w:rPr>
-          <w:rFonts w:ascii="Times New Roman" w:hAnsi="Times New Roman" w:cs="Times New Roman"/>
-          <w:sz w:val="28"/>
-          <w:szCs w:val="28"/>
-        </w:rPr>
-      </w:pPr>
-    </w:p>
-    <w:p>
-      <w:pPr>
-        <w:rPr>
-          <w:rFonts w:ascii="Times New Roman" w:hAnsi="Times New Roman" w:cs="Times New Roman"/>
-          <w:sz w:val="28"/>
-          <w:szCs w:val="28"/>
-        </w:rPr>
-      </w:pPr>
-    </w:p>
-    <w:p>
-      <w:pPr>
-        <w:rPr>
-          <w:rFonts w:ascii="Times New Roman" w:hAnsi="Times New Roman" w:cs="Times New Roman"/>
-          <w:sz w:val="28"/>
-          <w:szCs w:val="28"/>
-        </w:rPr>
-      </w:pPr>
-    </w:p>
-    <w:p>
-      <w:pPr>
-        <w:rPr>
-          <w:rFonts w:ascii="Times New Roman" w:hAnsi="Times New Roman" w:cs="Times New Roman"/>
-          <w:sz w:val="28"/>
-          <w:szCs w:val="28"/>
-        </w:rPr>
-      </w:pPr>
-    </w:p>
-    <w:p>
-      <w:pPr>
-        <w:rPr>
-          <w:rFonts w:ascii="Times New Roman" w:hAnsi="Times New Roman" w:cs="Times New Roman"/>
-          <w:sz w:val="28"/>
-          <w:szCs w:val="28"/>
-        </w:rPr>
-      </w:pPr>
-    </w:p>
-    <w:p>
-      <w:pPr>
-        <w:rPr>
-          <w:rFonts w:ascii="Times New Roman" w:hAnsi="Times New Roman" w:cs="Times New Roman"/>
-          <w:sz w:val="28"/>
-          <w:szCs w:val="28"/>
-        </w:rPr>
-      </w:pPr>
-    </w:p>
-    <w:p>
-      <w:pPr>
-        <w:rPr>
-          <w:rFonts w:ascii="Times New Roman" w:hAnsi="Times New Roman" w:cs="Times New Roman"/>
-          <w:sz w:val="28"/>
-          <w:szCs w:val="28"/>
-        </w:rPr>
-      </w:pPr>
-    </w:p>
     <w:p>
       <w:pPr>
         <w:rPr>
@@ -11699,120 +10815,21 @@
                 <w:sz w:val="28"/>
                 <w:szCs w:val="28"/>
               </w:rPr>
-              <w:t xml:space="preserve"> того, как курьеру отправилось уведомление, курьер реагирует на заказ (принимает его или отказывается). В случае принятия заказ передаётся курьеру, в кабинете оператора статус меняется на «Курьер назначен». В случае отказа оператору приходит соответствующее уведомление.</w:t>
+              <w:t xml:space="preserve"> того, как курьеру отправилось уведомление, курьер реагирует на заказ (принимает его или отказывается). В случае принятия заказ передаётся курьеру, в кабинете оператора </w:t>
+            </w:r>
+            <w:r>
+              <w:rPr>
+                <w:rFonts w:ascii="Times New Roman" w:hAnsi="Times New Roman" w:cs="Times New Roman"/>
+                <w:sz w:val="28"/>
+                <w:szCs w:val="28"/>
+              </w:rPr>
+              <w:lastRenderedPageBreak/>
+              <w:t>статус меняется на «Курьер назначен». В случае отказа оператору приходит соответствующее уведомление</w:t>
             </w:r>
           </w:p>
         </w:tc>
       </w:tr>
     </w:tbl>
-    <w:p>
-      <w:pPr>
-        <w:rPr>
-          <w:rFonts w:ascii="Times New Roman" w:hAnsi="Times New Roman" w:cs="Times New Roman"/>
-          <w:sz w:val="28"/>
-          <w:szCs w:val="28"/>
-        </w:rPr>
-      </w:pPr>
-    </w:p>
-    <w:p>
-      <w:pPr>
-        <w:rPr>
-          <w:rFonts w:ascii="Times New Roman" w:hAnsi="Times New Roman" w:cs="Times New Roman"/>
-          <w:sz w:val="28"/>
-          <w:szCs w:val="28"/>
-        </w:rPr>
-      </w:pPr>
-    </w:p>
-    <w:p>
-      <w:pPr>
-        <w:rPr>
-          <w:rFonts w:ascii="Times New Roman" w:hAnsi="Times New Roman" w:cs="Times New Roman"/>
-          <w:sz w:val="28"/>
-          <w:szCs w:val="28"/>
-        </w:rPr>
-      </w:pPr>
-    </w:p>
-    <w:p>
-      <w:pPr>
-        <w:rPr>
-          <w:rFonts w:ascii="Times New Roman" w:hAnsi="Times New Roman" w:cs="Times New Roman"/>
-          <w:sz w:val="28"/>
-          <w:szCs w:val="28"/>
-        </w:rPr>
-      </w:pPr>
-    </w:p>
-    <w:p>
-      <w:pPr>
-        <w:rPr>
-          <w:rFonts w:ascii="Times New Roman" w:hAnsi="Times New Roman" w:cs="Times New Roman"/>
-          <w:sz w:val="28"/>
-          <w:szCs w:val="28"/>
-        </w:rPr>
-      </w:pPr>
-    </w:p>
-    <w:p>
-      <w:pPr>
-        <w:rPr>
-          <w:rFonts w:ascii="Times New Roman" w:hAnsi="Times New Roman" w:cs="Times New Roman"/>
-          <w:sz w:val="28"/>
-          <w:szCs w:val="28"/>
-        </w:rPr>
-      </w:pPr>
-    </w:p>
-    <w:p>
-      <w:pPr>
-        <w:rPr>
-          <w:rFonts w:ascii="Times New Roman" w:hAnsi="Times New Roman" w:cs="Times New Roman"/>
-          <w:sz w:val="28"/>
-          <w:szCs w:val="28"/>
-        </w:rPr>
-      </w:pPr>
-    </w:p>
-    <w:p>
-      <w:pPr>
-        <w:rPr>
-          <w:rFonts w:ascii="Times New Roman" w:hAnsi="Times New Roman" w:cs="Times New Roman"/>
-          <w:sz w:val="28"/>
-          <w:szCs w:val="28"/>
-        </w:rPr>
-      </w:pPr>
-    </w:p>
-    <w:p>
-      <w:pPr>
-        <w:rPr>
-          <w:rFonts w:ascii="Times New Roman" w:hAnsi="Times New Roman" w:cs="Times New Roman"/>
-          <w:sz w:val="28"/>
-          <w:szCs w:val="28"/>
-        </w:rPr>
-      </w:pPr>
-    </w:p>
-    <w:p>
-      <w:pPr>
-        <w:rPr>
-          <w:rFonts w:ascii="Times New Roman" w:hAnsi="Times New Roman" w:cs="Times New Roman"/>
-          <w:sz w:val="28"/>
-          <w:szCs w:val="28"/>
-        </w:rPr>
-      </w:pPr>
-    </w:p>
-    <w:p>
-      <w:pPr>
-        <w:rPr>
-          <w:rFonts w:ascii="Times New Roman" w:hAnsi="Times New Roman" w:cs="Times New Roman"/>
-          <w:sz w:val="28"/>
-          <w:szCs w:val="28"/>
-        </w:rPr>
-      </w:pPr>
-    </w:p>
-    <w:p>
-      <w:pPr>
-        <w:rPr>
-          <w:rFonts w:ascii="Times New Roman" w:hAnsi="Times New Roman" w:cs="Times New Roman"/>
-          <w:sz w:val="28"/>
-          <w:szCs w:val="28"/>
-        </w:rPr>
-      </w:pPr>
-    </w:p>
     <w:p>
       <w:pPr>
         <w:rPr>
@@ -11827,6 +10844,7 @@
           <w:sz w:val="28"/>
           <w:szCs w:val="28"/>
         </w:rPr>
+        <w:lastRenderedPageBreak/>
         <w:t>Таблица 20 – Классификация и формализация требования 20</w:t>
       </w:r>
     </w:p>
@@ -12382,120 +11400,12 @@
                 <w:sz w:val="28"/>
                 <w:szCs w:val="28"/>
               </w:rPr>
-              <w:t>» в своей панели управления.</w:t>
+              <w:t>» в своей панели управления</w:t>
             </w:r>
           </w:p>
         </w:tc>
       </w:tr>
     </w:tbl>
-    <w:p>
-      <w:pPr>
-        <w:rPr>
-          <w:rFonts w:ascii="Times New Roman" w:hAnsi="Times New Roman" w:cs="Times New Roman"/>
-          <w:sz w:val="28"/>
-          <w:szCs w:val="28"/>
-        </w:rPr>
-      </w:pPr>
-    </w:p>
-    <w:p>
-      <w:pPr>
-        <w:rPr>
-          <w:rFonts w:ascii="Times New Roman" w:hAnsi="Times New Roman" w:cs="Times New Roman"/>
-          <w:sz w:val="28"/>
-          <w:szCs w:val="28"/>
-        </w:rPr>
-      </w:pPr>
-    </w:p>
-    <w:p>
-      <w:pPr>
-        <w:rPr>
-          <w:rFonts w:ascii="Times New Roman" w:hAnsi="Times New Roman" w:cs="Times New Roman"/>
-          <w:sz w:val="28"/>
-          <w:szCs w:val="28"/>
-        </w:rPr>
-      </w:pPr>
-    </w:p>
-    <w:p>
-      <w:pPr>
-        <w:rPr>
-          <w:rFonts w:ascii="Times New Roman" w:hAnsi="Times New Roman" w:cs="Times New Roman"/>
-          <w:sz w:val="28"/>
-          <w:szCs w:val="28"/>
-        </w:rPr>
-      </w:pPr>
-    </w:p>
-    <w:p>
-      <w:pPr>
-        <w:rPr>
-          <w:rFonts w:ascii="Times New Roman" w:hAnsi="Times New Roman" w:cs="Times New Roman"/>
-          <w:sz w:val="28"/>
-          <w:szCs w:val="28"/>
-        </w:rPr>
-      </w:pPr>
-    </w:p>
-    <w:p>
-      <w:pPr>
-        <w:rPr>
-          <w:rFonts w:ascii="Times New Roman" w:hAnsi="Times New Roman" w:cs="Times New Roman"/>
-          <w:sz w:val="28"/>
-          <w:szCs w:val="28"/>
-        </w:rPr>
-      </w:pPr>
-    </w:p>
-    <w:p>
-      <w:pPr>
-        <w:rPr>
-          <w:rFonts w:ascii="Times New Roman" w:hAnsi="Times New Roman" w:cs="Times New Roman"/>
-          <w:sz w:val="28"/>
-          <w:szCs w:val="28"/>
-        </w:rPr>
-      </w:pPr>
-    </w:p>
-    <w:p>
-      <w:pPr>
-        <w:rPr>
-          <w:rFonts w:ascii="Times New Roman" w:hAnsi="Times New Roman" w:cs="Times New Roman"/>
-          <w:sz w:val="28"/>
-          <w:szCs w:val="28"/>
-        </w:rPr>
-      </w:pPr>
-    </w:p>
-    <w:p>
-      <w:pPr>
-        <w:rPr>
-          <w:rFonts w:ascii="Times New Roman" w:hAnsi="Times New Roman" w:cs="Times New Roman"/>
-          <w:sz w:val="28"/>
-          <w:szCs w:val="28"/>
-        </w:rPr>
-      </w:pPr>
-    </w:p>
-    <w:p>
-      <w:pPr>
-        <w:rPr>
-          <w:rFonts w:ascii="Times New Roman" w:hAnsi="Times New Roman" w:cs="Times New Roman"/>
-          <w:sz w:val="28"/>
-          <w:szCs w:val="28"/>
-        </w:rPr>
-      </w:pPr>
-    </w:p>
-    <w:p>
-      <w:pPr>
-        <w:rPr>
-          <w:rFonts w:ascii="Times New Roman" w:hAnsi="Times New Roman" w:cs="Times New Roman"/>
-          <w:sz w:val="28"/>
-          <w:szCs w:val="28"/>
-        </w:rPr>
-      </w:pPr>
-    </w:p>
-    <w:p>
-      <w:pPr>
-        <w:rPr>
-          <w:rFonts w:ascii="Times New Roman" w:hAnsi="Times New Roman" w:cs="Times New Roman"/>
-          <w:sz w:val="28"/>
-          <w:szCs w:val="28"/>
-        </w:rPr>
-      </w:pPr>
-    </w:p>
     <w:p>
       <w:pPr>
         <w:rPr>
@@ -12943,6 +11853,7 @@
                 <w:sz w:val="28"/>
                 <w:szCs w:val="28"/>
               </w:rPr>
+              <w:lastRenderedPageBreak/>
               <w:t>Приоритет</w:t>
             </w:r>
           </w:p>
@@ -13041,111 +11952,12 @@
                 <w:sz w:val="28"/>
                 <w:szCs w:val="28"/>
               </w:rPr>
-              <w:t xml:space="preserve"> нажатия курьером кнопки «Забрал заказ», статус заказа в личном кабинете клиента автоматически меняется на «Передан курьеру» в течение 3 секунд, и ИС генерирует API-запрос во внешний сервис PUSH-уведомлений.</w:t>
+              <w:t xml:space="preserve"> нажатия курьером кнопки «Забрал заказ», статус заказа в личном кабинете клиента автоматически меняется на «Передан курьеру» в течение 3 секунд, и ИС генерирует API-запрос во внешний сервис PUSH-уведомлений</w:t>
             </w:r>
           </w:p>
         </w:tc>
       </w:tr>
     </w:tbl>
-    <w:p>
-      <w:pPr>
-        <w:rPr>
-          <w:rFonts w:ascii="Times New Roman" w:hAnsi="Times New Roman" w:cs="Times New Roman"/>
-          <w:sz w:val="28"/>
-          <w:szCs w:val="28"/>
-        </w:rPr>
-      </w:pPr>
-    </w:p>
-    <w:p>
-      <w:pPr>
-        <w:rPr>
-          <w:rFonts w:ascii="Times New Roman" w:hAnsi="Times New Roman" w:cs="Times New Roman"/>
-          <w:sz w:val="28"/>
-          <w:szCs w:val="28"/>
-        </w:rPr>
-      </w:pPr>
-    </w:p>
-    <w:p>
-      <w:pPr>
-        <w:rPr>
-          <w:rFonts w:ascii="Times New Roman" w:hAnsi="Times New Roman" w:cs="Times New Roman"/>
-          <w:sz w:val="28"/>
-          <w:szCs w:val="28"/>
-        </w:rPr>
-      </w:pPr>
-    </w:p>
-    <w:p>
-      <w:pPr>
-        <w:rPr>
-          <w:rFonts w:ascii="Times New Roman" w:hAnsi="Times New Roman" w:cs="Times New Roman"/>
-          <w:sz w:val="28"/>
-          <w:szCs w:val="28"/>
-        </w:rPr>
-      </w:pPr>
-    </w:p>
-    <w:p>
-      <w:pPr>
-        <w:rPr>
-          <w:rFonts w:ascii="Times New Roman" w:hAnsi="Times New Roman" w:cs="Times New Roman"/>
-          <w:sz w:val="28"/>
-          <w:szCs w:val="28"/>
-        </w:rPr>
-      </w:pPr>
-    </w:p>
-    <w:p>
-      <w:pPr>
-        <w:rPr>
-          <w:rFonts w:ascii="Times New Roman" w:hAnsi="Times New Roman" w:cs="Times New Roman"/>
-          <w:sz w:val="28"/>
-          <w:szCs w:val="28"/>
-        </w:rPr>
-      </w:pPr>
-    </w:p>
-    <w:p>
-      <w:pPr>
-        <w:rPr>
-          <w:rFonts w:ascii="Times New Roman" w:hAnsi="Times New Roman" w:cs="Times New Roman"/>
-          <w:sz w:val="28"/>
-          <w:szCs w:val="28"/>
-        </w:rPr>
-      </w:pPr>
-    </w:p>
-    <w:p>
-      <w:pPr>
-        <w:rPr>
-          <w:rFonts w:ascii="Times New Roman" w:hAnsi="Times New Roman" w:cs="Times New Roman"/>
-          <w:sz w:val="28"/>
-          <w:szCs w:val="28"/>
-        </w:rPr>
-      </w:pPr>
-    </w:p>
-    <w:p>
-      <w:pPr>
-        <w:rPr>
-          <w:rFonts w:ascii="Times New Roman" w:hAnsi="Times New Roman" w:cs="Times New Roman"/>
-          <w:sz w:val="28"/>
-          <w:szCs w:val="28"/>
-        </w:rPr>
-      </w:pPr>
-    </w:p>
-    <w:p>
-      <w:pPr>
-        <w:rPr>
-          <w:rFonts w:ascii="Times New Roman" w:hAnsi="Times New Roman" w:cs="Times New Roman"/>
-          <w:sz w:val="28"/>
-          <w:szCs w:val="28"/>
-        </w:rPr>
-      </w:pPr>
-    </w:p>
-    <w:p>
-      <w:pPr>
-        <w:rPr>
-          <w:rFonts w:ascii="Times New Roman" w:hAnsi="Times New Roman" w:cs="Times New Roman"/>
-          <w:sz w:val="28"/>
-          <w:szCs w:val="28"/>
-        </w:rPr>
-      </w:pPr>
-    </w:p>
     <w:p>
       <w:pPr>
         <w:rPr>
@@ -13681,129 +12493,12 @@
                 <w:sz w:val="28"/>
                 <w:szCs w:val="28"/>
               </w:rPr>
-              <w:t>Испытание: Попытка назначения курьера на заказ, находящийся в статусе «Создан» или «Передан на кухню» (до фиксации готовности поваром). Система должна выдавать блокирующее предупреждение.</w:t>
+              <w:t>Испытание: Попытка назначения курьера на заказ, находящийся в статусе «Создан» или «Передан на кухню» (до фиксации готовности поваром). Система должна выдавать блокирующее предупреждение</w:t>
             </w:r>
           </w:p>
         </w:tc>
       </w:tr>
     </w:tbl>
-    <w:p>
-      <w:pPr>
-        <w:rPr>
-          <w:rFonts w:ascii="Times New Roman" w:hAnsi="Times New Roman" w:cs="Times New Roman"/>
-          <w:sz w:val="28"/>
-          <w:szCs w:val="28"/>
-        </w:rPr>
-      </w:pPr>
-    </w:p>
-    <w:p>
-      <w:pPr>
-        <w:rPr>
-          <w:rFonts w:ascii="Times New Roman" w:hAnsi="Times New Roman" w:cs="Times New Roman"/>
-          <w:sz w:val="28"/>
-          <w:szCs w:val="28"/>
-        </w:rPr>
-      </w:pPr>
-    </w:p>
-    <w:p>
-      <w:pPr>
-        <w:rPr>
-          <w:rFonts w:ascii="Times New Roman" w:hAnsi="Times New Roman" w:cs="Times New Roman"/>
-          <w:sz w:val="28"/>
-          <w:szCs w:val="28"/>
-        </w:rPr>
-      </w:pPr>
-    </w:p>
-    <w:p>
-      <w:pPr>
-        <w:rPr>
-          <w:rFonts w:ascii="Times New Roman" w:hAnsi="Times New Roman" w:cs="Times New Roman"/>
-          <w:sz w:val="28"/>
-          <w:szCs w:val="28"/>
-        </w:rPr>
-      </w:pPr>
-    </w:p>
-    <w:p>
-      <w:pPr>
-        <w:rPr>
-          <w:rFonts w:ascii="Times New Roman" w:hAnsi="Times New Roman" w:cs="Times New Roman"/>
-          <w:sz w:val="28"/>
-          <w:szCs w:val="28"/>
-        </w:rPr>
-      </w:pPr>
-    </w:p>
-    <w:p>
-      <w:pPr>
-        <w:rPr>
-          <w:rFonts w:ascii="Times New Roman" w:hAnsi="Times New Roman" w:cs="Times New Roman"/>
-          <w:sz w:val="28"/>
-          <w:szCs w:val="28"/>
-        </w:rPr>
-      </w:pPr>
-    </w:p>
-    <w:p>
-      <w:pPr>
-        <w:rPr>
-          <w:rFonts w:ascii="Times New Roman" w:hAnsi="Times New Roman" w:cs="Times New Roman"/>
-          <w:sz w:val="28"/>
-          <w:szCs w:val="28"/>
-        </w:rPr>
-      </w:pPr>
-    </w:p>
-    <w:p>
-      <w:pPr>
-        <w:rPr>
-          <w:rFonts w:ascii="Times New Roman" w:hAnsi="Times New Roman" w:cs="Times New Roman"/>
-          <w:sz w:val="28"/>
-          <w:szCs w:val="28"/>
-        </w:rPr>
-      </w:pPr>
-    </w:p>
-    <w:p>
-      <w:pPr>
-        <w:rPr>
-          <w:rFonts w:ascii="Times New Roman" w:hAnsi="Times New Roman" w:cs="Times New Roman"/>
-          <w:sz w:val="28"/>
-          <w:szCs w:val="28"/>
-        </w:rPr>
-      </w:pPr>
-    </w:p>
-    <w:p>
-      <w:pPr>
-        <w:rPr>
-          <w:rFonts w:ascii="Times New Roman" w:hAnsi="Times New Roman" w:cs="Times New Roman"/>
-          <w:sz w:val="28"/>
-          <w:szCs w:val="28"/>
-        </w:rPr>
-      </w:pPr>
-    </w:p>
-    <w:p>
-      <w:pPr>
-        <w:rPr>
-          <w:rFonts w:ascii="Times New Roman" w:hAnsi="Times New Roman" w:cs="Times New Roman"/>
-          <w:sz w:val="28"/>
-          <w:szCs w:val="28"/>
-        </w:rPr>
-      </w:pPr>
-    </w:p>
-    <w:p>
-      <w:pPr>
-        <w:rPr>
-          <w:rFonts w:ascii="Times New Roman" w:hAnsi="Times New Roman" w:cs="Times New Roman"/>
-          <w:sz w:val="28"/>
-          <w:szCs w:val="28"/>
-        </w:rPr>
-      </w:pPr>
-    </w:p>
-    <w:p>
-      <w:pPr>
-        <w:rPr>
-          <w:rFonts w:ascii="Times New Roman" w:hAnsi="Times New Roman" w:cs="Times New Roman"/>
-          <w:sz w:val="28"/>
-          <w:szCs w:val="28"/>
-        </w:rPr>
-      </w:pPr>
-    </w:p>
     <w:p>
       <w:pPr>
         <w:rPr>
@@ -14268,6 +12963,7 @@
                 <w:sz w:val="28"/>
                 <w:szCs w:val="28"/>
               </w:rPr>
+              <w:lastRenderedPageBreak/>
               <w:t>Приоритет</w:t>
             </w:r>
           </w:p>
@@ -14388,132 +13084,6 @@
         </w:tc>
       </w:tr>
     </w:tbl>
-    <w:p>
-      <w:pPr>
-        <w:rPr>
-          <w:rFonts w:ascii="Times New Roman" w:hAnsi="Times New Roman" w:cs="Times New Roman"/>
-          <w:sz w:val="28"/>
-          <w:szCs w:val="28"/>
-        </w:rPr>
-      </w:pPr>
-    </w:p>
-    <w:p>
-      <w:pPr>
-        <w:rPr>
-          <w:rFonts w:ascii="Times New Roman" w:hAnsi="Times New Roman" w:cs="Times New Roman"/>
-          <w:sz w:val="28"/>
-          <w:szCs w:val="28"/>
-        </w:rPr>
-      </w:pPr>
-    </w:p>
-    <w:p>
-      <w:pPr>
-        <w:rPr>
-          <w:rFonts w:ascii="Times New Roman" w:hAnsi="Times New Roman" w:cs="Times New Roman"/>
-          <w:sz w:val="28"/>
-          <w:szCs w:val="28"/>
-        </w:rPr>
-      </w:pPr>
-    </w:p>
-    <w:p>
-      <w:pPr>
-        <w:rPr>
-          <w:rFonts w:ascii="Times New Roman" w:hAnsi="Times New Roman" w:cs="Times New Roman"/>
-          <w:sz w:val="28"/>
-          <w:szCs w:val="28"/>
-        </w:rPr>
-      </w:pPr>
-    </w:p>
-    <w:p>
-      <w:pPr>
-        <w:rPr>
-          <w:rFonts w:ascii="Times New Roman" w:hAnsi="Times New Roman" w:cs="Times New Roman"/>
-          <w:sz w:val="28"/>
-          <w:szCs w:val="28"/>
-        </w:rPr>
-      </w:pPr>
-    </w:p>
-    <w:p>
-      <w:pPr>
-        <w:rPr>
-          <w:rFonts w:ascii="Times New Roman" w:hAnsi="Times New Roman" w:cs="Times New Roman"/>
-          <w:sz w:val="28"/>
-          <w:szCs w:val="28"/>
-        </w:rPr>
-      </w:pPr>
-    </w:p>
-    <w:p>
-      <w:pPr>
-        <w:rPr>
-          <w:rFonts w:ascii="Times New Roman" w:hAnsi="Times New Roman" w:cs="Times New Roman"/>
-          <w:sz w:val="28"/>
-          <w:szCs w:val="28"/>
-        </w:rPr>
-      </w:pPr>
-    </w:p>
-    <w:p>
-      <w:pPr>
-        <w:rPr>
-          <w:rFonts w:ascii="Times New Roman" w:hAnsi="Times New Roman" w:cs="Times New Roman"/>
-          <w:sz w:val="28"/>
-          <w:szCs w:val="28"/>
-        </w:rPr>
-      </w:pPr>
-    </w:p>
-    <w:p>
-      <w:pPr>
-        <w:rPr>
-          <w:rFonts w:ascii="Times New Roman" w:hAnsi="Times New Roman" w:cs="Times New Roman"/>
-          <w:sz w:val="28"/>
-          <w:szCs w:val="28"/>
-        </w:rPr>
-      </w:pPr>
-    </w:p>
-    <w:p>
-      <w:pPr>
-        <w:rPr>
-          <w:rFonts w:ascii="Times New Roman" w:hAnsi="Times New Roman" w:cs="Times New Roman"/>
-          <w:sz w:val="28"/>
-          <w:szCs w:val="28"/>
-        </w:rPr>
-      </w:pPr>
-    </w:p>
-    <w:p>
-      <w:pPr>
-        <w:rPr>
-          <w:rFonts w:ascii="Times New Roman" w:hAnsi="Times New Roman" w:cs="Times New Roman"/>
-          <w:sz w:val="28"/>
-          <w:szCs w:val="28"/>
-        </w:rPr>
-      </w:pPr>
-    </w:p>
-    <w:p>
-      <w:pPr>
-        <w:rPr>
-          <w:rFonts w:ascii="Times New Roman" w:hAnsi="Times New Roman" w:cs="Times New Roman"/>
-          <w:sz w:val="28"/>
-          <w:szCs w:val="28"/>
-        </w:rPr>
-      </w:pPr>
-    </w:p>
-    <w:p>
-      <w:pPr>
-        <w:rPr>
-          <w:rFonts w:ascii="Times New Roman" w:hAnsi="Times New Roman" w:cs="Times New Roman"/>
-          <w:sz w:val="28"/>
-          <w:szCs w:val="28"/>
-        </w:rPr>
-      </w:pPr>
-    </w:p>
-    <w:p>
-      <w:pPr>
-        <w:rPr>
-          <w:rFonts w:ascii="Times New Roman" w:hAnsi="Times New Roman" w:cs="Times New Roman"/>
-          <w:sz w:val="28"/>
-          <w:szCs w:val="28"/>
-        </w:rPr>
-      </w:pPr>
-    </w:p>
     <w:p>
       <w:pPr>
         <w:rPr>
@@ -15051,138 +13621,12 @@
                 <w:sz w:val="28"/>
                 <w:szCs w:val="28"/>
               </w:rPr>
-              <w:t xml:space="preserve"> отметки курьера о доставке в приложении клиента карточка заказа меняет статус на «Доставлен» и перемещается в архив/историю.</w:t>
+              <w:t xml:space="preserve"> отметки курьера о доставке в приложении клиента карточка заказа меняет статус на «Доставлен» и перемещается в архив/историю</w:t>
             </w:r>
           </w:p>
         </w:tc>
       </w:tr>
     </w:tbl>
-    <w:p>
-      <w:pPr>
-        <w:rPr>
-          <w:rFonts w:ascii="Times New Roman" w:hAnsi="Times New Roman" w:cs="Times New Roman"/>
-          <w:sz w:val="28"/>
-          <w:szCs w:val="28"/>
-        </w:rPr>
-      </w:pPr>
-    </w:p>
-    <w:p>
-      <w:pPr>
-        <w:rPr>
-          <w:rFonts w:ascii="Times New Roman" w:hAnsi="Times New Roman" w:cs="Times New Roman"/>
-          <w:sz w:val="28"/>
-          <w:szCs w:val="28"/>
-        </w:rPr>
-      </w:pPr>
-    </w:p>
-    <w:p>
-      <w:pPr>
-        <w:rPr>
-          <w:rFonts w:ascii="Times New Roman" w:hAnsi="Times New Roman" w:cs="Times New Roman"/>
-          <w:sz w:val="28"/>
-          <w:szCs w:val="28"/>
-        </w:rPr>
-      </w:pPr>
-    </w:p>
-    <w:p>
-      <w:pPr>
-        <w:rPr>
-          <w:rFonts w:ascii="Times New Roman" w:hAnsi="Times New Roman" w:cs="Times New Roman"/>
-          <w:sz w:val="28"/>
-          <w:szCs w:val="28"/>
-        </w:rPr>
-      </w:pPr>
-    </w:p>
-    <w:p>
-      <w:pPr>
-        <w:rPr>
-          <w:rFonts w:ascii="Times New Roman" w:hAnsi="Times New Roman" w:cs="Times New Roman"/>
-          <w:sz w:val="28"/>
-          <w:szCs w:val="28"/>
-        </w:rPr>
-      </w:pPr>
-    </w:p>
-    <w:p>
-      <w:pPr>
-        <w:rPr>
-          <w:rFonts w:ascii="Times New Roman" w:hAnsi="Times New Roman" w:cs="Times New Roman"/>
-          <w:sz w:val="28"/>
-          <w:szCs w:val="28"/>
-        </w:rPr>
-      </w:pPr>
-    </w:p>
-    <w:p>
-      <w:pPr>
-        <w:rPr>
-          <w:rFonts w:ascii="Times New Roman" w:hAnsi="Times New Roman" w:cs="Times New Roman"/>
-          <w:sz w:val="28"/>
-          <w:szCs w:val="28"/>
-        </w:rPr>
-      </w:pPr>
-    </w:p>
-    <w:p>
-      <w:pPr>
-        <w:rPr>
-          <w:rFonts w:ascii="Times New Roman" w:hAnsi="Times New Roman" w:cs="Times New Roman"/>
-          <w:sz w:val="28"/>
-          <w:szCs w:val="28"/>
-        </w:rPr>
-      </w:pPr>
-    </w:p>
-    <w:p>
-      <w:pPr>
-        <w:rPr>
-          <w:rFonts w:ascii="Times New Roman" w:hAnsi="Times New Roman" w:cs="Times New Roman"/>
-          <w:sz w:val="28"/>
-          <w:szCs w:val="28"/>
-        </w:rPr>
-      </w:pPr>
-    </w:p>
-    <w:p>
-      <w:pPr>
-        <w:rPr>
-          <w:rFonts w:ascii="Times New Roman" w:hAnsi="Times New Roman" w:cs="Times New Roman"/>
-          <w:sz w:val="28"/>
-          <w:szCs w:val="28"/>
-        </w:rPr>
-      </w:pPr>
-    </w:p>
-    <w:p>
-      <w:pPr>
-        <w:rPr>
-          <w:rFonts w:ascii="Times New Roman" w:hAnsi="Times New Roman" w:cs="Times New Roman"/>
-          <w:sz w:val="28"/>
-          <w:szCs w:val="28"/>
-        </w:rPr>
-      </w:pPr>
-    </w:p>
-    <w:p>
-      <w:pPr>
-        <w:rPr>
-          <w:rFonts w:ascii="Times New Roman" w:hAnsi="Times New Roman" w:cs="Times New Roman"/>
-          <w:sz w:val="28"/>
-          <w:szCs w:val="28"/>
-        </w:rPr>
-      </w:pPr>
-    </w:p>
-    <w:p>
-      <w:pPr>
-        <w:rPr>
-          <w:rFonts w:ascii="Times New Roman" w:hAnsi="Times New Roman" w:cs="Times New Roman"/>
-          <w:sz w:val="28"/>
-          <w:szCs w:val="28"/>
-        </w:rPr>
-      </w:pPr>
-    </w:p>
-    <w:p>
-      <w:pPr>
-        <w:rPr>
-          <w:rFonts w:ascii="Times New Roman" w:hAnsi="Times New Roman" w:cs="Times New Roman"/>
-          <w:sz w:val="28"/>
-          <w:szCs w:val="28"/>
-        </w:rPr>
-      </w:pPr>
-    </w:p>
     <w:p>
       <w:pPr>
         <w:rPr>
@@ -15678,6 +14122,7 @@
                 <w:sz w:val="28"/>
                 <w:szCs w:val="28"/>
               </w:rPr>
+              <w:lastRenderedPageBreak/>
               <w:t>Критерий верификации</w:t>
             </w:r>
           </w:p>
@@ -15716,21 +14161,12 @@
                 <w:sz w:val="28"/>
                 <w:szCs w:val="28"/>
               </w:rPr>
-              <w:t>» не должны попадать в расчет итоговых финансовых отчетов до смены статуса на «Доставлен» или «Отменен».</w:t>
+              <w:t>» не должны попадать в расчет итоговых финансовых отчетов до смены статуса на «Доставлен» или «Отменен»</w:t>
             </w:r>
           </w:p>
         </w:tc>
       </w:tr>
     </w:tbl>
-    <w:p>
-      <w:pPr>
-        <w:rPr>
-          <w:rFonts w:ascii="Times New Roman" w:hAnsi="Times New Roman" w:cs="Times New Roman"/>
-          <w:sz w:val="28"/>
-          <w:szCs w:val="28"/>
-        </w:rPr>
-      </w:pPr>
-    </w:p>
     <w:p>
       <w:pPr>
         <w:rPr>
@@ -15959,7 +14395,6 @@
                 <w:sz w:val="28"/>
                 <w:szCs w:val="28"/>
               </w:rPr>
-              <w:lastRenderedPageBreak/>
               <w:t xml:space="preserve">Категория </w:t>
             </w:r>
             <w:r>
@@ -16690,32 +15125,42 @@
                 <w:sz w:val="28"/>
                 <w:szCs w:val="28"/>
               </w:rPr>
-              <w:t>Система должна предоставлять курьеру возможность начинать, приостанавливать и завершать рабочую смену</w:t>
-            </w:r>
-          </w:p>
-        </w:tc>
-      </w:tr>
-      <w:tr>
-        <w:tc>
-          <w:tcPr>
-            <w:tcW w:w="4508" w:type="dxa"/>
-            <w:vAlign w:val="center"/>
-          </w:tcPr>
-          <w:p>
-            <w:pPr>
-              <w:jc w:val="center"/>
-              <w:rPr>
-                <w:rFonts w:ascii="Times New Roman" w:hAnsi="Times New Roman" w:cs="Times New Roman"/>
-                <w:sz w:val="28"/>
-                <w:szCs w:val="28"/>
-              </w:rPr>
-            </w:pPr>
-            <w:r>
-              <w:rPr>
-                <w:rFonts w:ascii="Times New Roman" w:hAnsi="Times New Roman" w:cs="Times New Roman"/>
-                <w:sz w:val="28"/>
-                <w:szCs w:val="28"/>
-              </w:rPr>
+              <w:t xml:space="preserve">Система должна предоставлять курьеру возможность начинать, </w:t>
+            </w:r>
+            <w:r>
+              <w:rPr>
+                <w:rFonts w:ascii="Times New Roman" w:hAnsi="Times New Roman" w:cs="Times New Roman"/>
+                <w:sz w:val="28"/>
+                <w:szCs w:val="28"/>
+              </w:rPr>
+              <w:lastRenderedPageBreak/>
+              <w:t>приостанавливать и завершать рабочую смену</w:t>
+            </w:r>
+          </w:p>
+        </w:tc>
+      </w:tr>
+      <w:tr>
+        <w:tc>
+          <w:tcPr>
+            <w:tcW w:w="4508" w:type="dxa"/>
+            <w:vAlign w:val="center"/>
+          </w:tcPr>
+          <w:p>
+            <w:pPr>
+              <w:jc w:val="center"/>
+              <w:rPr>
+                <w:rFonts w:ascii="Times New Roman" w:hAnsi="Times New Roman" w:cs="Times New Roman"/>
+                <w:sz w:val="28"/>
+                <w:szCs w:val="28"/>
+              </w:rPr>
+            </w:pPr>
+            <w:r>
+              <w:rPr>
+                <w:rFonts w:ascii="Times New Roman" w:hAnsi="Times New Roman" w:cs="Times New Roman"/>
+                <w:sz w:val="28"/>
+                <w:szCs w:val="28"/>
+              </w:rPr>
+              <w:lastRenderedPageBreak/>
               <w:t>Источник</w:t>
             </w:r>
           </w:p>
@@ -16915,21 +15360,12 @@
                 <w:sz w:val="28"/>
                 <w:szCs w:val="28"/>
               </w:rPr>
-              <w:t xml:space="preserve">Курьер на экране курьера изменяет статус смены (начало, пауза, завершение). В статусе «пауза» или «завершено» курьер становится недоступен для назначения оператором. </w:t>
+              <w:t xml:space="preserve">Курьер на экране курьера изменяет статус смены (начало, пауза, завершение). В статусе «пауза» или «завершено» курьер становится недоступен для назначения оператором </w:t>
             </w:r>
           </w:p>
         </w:tc>
       </w:tr>
     </w:tbl>
-    <w:p>
-      <w:pPr>
-        <w:rPr>
-          <w:rFonts w:ascii="Times New Roman" w:hAnsi="Times New Roman" w:cs="Times New Roman"/>
-          <w:sz w:val="28"/>
-          <w:szCs w:val="28"/>
-        </w:rPr>
-      </w:pPr>
-    </w:p>
     <w:p>
       <w:pPr>
         <w:rPr>
@@ -16944,7 +15380,6 @@
           <w:sz w:val="28"/>
           <w:szCs w:val="28"/>
         </w:rPr>
-        <w:lastRenderedPageBreak/>
         <w:t xml:space="preserve">Таблица </w:t>
       </w:r>
       <w:r>
@@ -17860,6 +16295,7 @@
                 <w:sz w:val="28"/>
                 <w:szCs w:val="28"/>
               </w:rPr>
+              <w:lastRenderedPageBreak/>
               <w:t>Формулировка</w:t>
             </w:r>
           </w:p>
@@ -18114,16 +16550,7 @@
                 <w:sz w:val="28"/>
                 <w:szCs w:val="28"/>
               </w:rPr>
-              <w:t xml:space="preserve"> выполнении заказа на экране курьера отображается интерактивная карта с адресом доставки и </w:t>
-            </w:r>
-            <w:r>
-              <w:rPr>
-                <w:rFonts w:ascii="Times New Roman" w:hAnsi="Times New Roman" w:cs="Times New Roman"/>
-                <w:sz w:val="28"/>
-                <w:szCs w:val="28"/>
-              </w:rPr>
-              <w:lastRenderedPageBreak/>
-              <w:t>местоположением курьера в реальном времени</w:t>
+              <w:t xml:space="preserve"> выполнении заказа на экране курьера отображается интерактивная карта с адресом доставки и местоположением курьера в реальном времени</w:t>
             </w:r>
           </w:p>
         </w:tc>
@@ -18143,7 +16570,6 @@
           <w:sz w:val="28"/>
           <w:szCs w:val="28"/>
         </w:rPr>
-        <w:lastRenderedPageBreak/>
         <w:t xml:space="preserve">Таблица </w:t>
       </w:r>
       <w:r>
@@ -19000,6 +17426,7 @@
                 <w:sz w:val="28"/>
                 <w:szCs w:val="28"/>
               </w:rPr>
+              <w:lastRenderedPageBreak/>
               <w:t>Наименование</w:t>
             </w:r>
           </w:p>
@@ -19292,30 +17719,12 @@
                 <w:sz w:val="28"/>
                 <w:szCs w:val="28"/>
               </w:rPr>
-              <w:t xml:space="preserve">Демонстрация: В панели администратора в окне редактирования меню добавляется </w:t>
-            </w:r>
-            <w:r>
-              <w:rPr>
-                <w:rFonts w:ascii="Times New Roman" w:hAnsi="Times New Roman" w:cs="Times New Roman"/>
-                <w:sz w:val="28"/>
-                <w:szCs w:val="28"/>
-              </w:rPr>
-              <w:lastRenderedPageBreak/>
-              <w:t>новое блюдо и изменяются параметры существующего. Внесенные изменения отображаются в каталоге клиентов</w:t>
+              <w:t>Демонстрация: В панели администратора в окне редактирования меню добавляется новое блюдо и изменяются параметры существующего. Внесенные изменения отображаются в каталоге клиентов</w:t>
             </w:r>
           </w:p>
         </w:tc>
       </w:tr>
     </w:tbl>
-    <w:p>
-      <w:pPr>
-        <w:rPr>
-          <w:rFonts w:ascii="Times New Roman" w:hAnsi="Times New Roman" w:cs="Times New Roman"/>
-          <w:sz w:val="28"/>
-          <w:szCs w:val="28"/>
-        </w:rPr>
-      </w:pPr>
-    </w:p>
     <w:p>
       <w:pPr>
         <w:rPr>
@@ -20053,6 +18462,7 @@
                 <w:sz w:val="28"/>
                 <w:szCs w:val="28"/>
               </w:rPr>
+              <w:lastRenderedPageBreak/>
               <w:t>Идентификатор</w:t>
             </w:r>
           </w:p>
@@ -20361,7 +18771,6 @@
                 <w:sz w:val="28"/>
                 <w:szCs w:val="28"/>
               </w:rPr>
-              <w:lastRenderedPageBreak/>
               <w:t>Обоснование</w:t>
             </w:r>
           </w:p>
@@ -21080,7 +19489,7 @@
                 <w:sz w:val="28"/>
                 <w:szCs w:val="28"/>
               </w:rPr>
-              <w:t>Демонстрация: Администратор изменяет значение минимальной стоимости заказа в настройках. При оформлении заказа клиентом система валидирует стоимость с учетом нового порога.</w:t>
+              <w:t>Демонстрация: Администратор изменяет значение минимальной стоимости заказа в настройках. При оформлении заказа клиентом система валидирует стоимость с учетом нового порога</w:t>
             </w:r>
           </w:p>
         </w:tc>
